--- a/Project 1 Data Quality Assessment/D5 Topological Role Consistency and Structural Representativeness/outputs/reports/D5_PROJECT_DIRECTORY_GUIDE_v2.4.docx
+++ b/Project 1 Data Quality Assessment/D5 Topological Role Consistency and Structural Representativeness/outputs/reports/D5_PROJECT_DIRECTORY_GUIDE_v2.4.docx
@@ -807,6 +807,19 @@
           <w:color w:val="25282A"/>
           <w:sz w:val="18"/>
         </w:rPr>
+        <w:t>python scripts/verify_d5_publication_bundle.py</w:t>
+      </w:r>
+    </w:p>
+    <w:p>
+      <w:pPr>
+        <w:spacing w:after="40"/>
+      </w:pPr>
+      <w:r>
+        <w:rPr>
+          <w:rFonts w:ascii="Consolas" w:hAnsi="Consolas" w:eastAsia="Microsoft YaHei"/>
+          <w:color w:val="25282A"/>
+          <w:sz w:val="18"/>
+        </w:rPr>
         <w:t>python -m pytest tests -q</w:t>
       </w:r>
     </w:p>
@@ -1029,7 +1042,7 @@
           <w:color w:val="25282A"/>
           <w:sz w:val="20"/>
         </w:rPr>
-        <w:t>[ ] Swap AUROC/AUPRC and Top-1 passed on blocked holdouts</w:t>
+        <w:t>[ ] Controlled swap AUROC/AUPRC and Top-1 passed on blocked holdouts</w:t>
       </w:r>
     </w:p>
     <w:p>
@@ -1191,7 +1204,7 @@
         <w:color w:val="5F6B73"/>
         <w:sz w:val="16"/>
       </w:rPr>
-      <w:t>Generated 2026-08-17 17:51 CST | Scientific aggregation release; automated deployment blocked</w:t>
+      <w:t>Generated 2026-08-18 10:57 CST | Scientific aggregation release; automated deployment blocked</w:t>
     </w:r>
   </w:p>
 </w:ftr>

--- a/Project 1 Data Quality Assessment/D5 Topological Role Consistency and Structural Representativeness/outputs/reports/D5_PROJECT_DIRECTORY_GUIDE_v2.4.docx
+++ b/Project 1 Data Quality Assessment/D5 Topological Role Consistency and Structural Representativeness/outputs/reports/D5_PROJECT_DIRECTORY_GUIDE_v2.4.docx
@@ -1204,7 +1204,7 @@
         <w:color w:val="5F6B73"/>
         <w:sz w:val="16"/>
       </w:rPr>
-      <w:t>Generated 2026-08-18 10:57 CST | Scientific aggregation release; automated deployment blocked</w:t>
+      <w:t>Generated 2026-08-18 11:58 CST | Scientific aggregation release; automated deployment blocked</w:t>
     </w:r>
   </w:p>
 </w:ftr>

--- a/Project 1 Data Quality Assessment/D5 Topological Role Consistency and Structural Representativeness/outputs/reports/D5_PROJECT_DIRECTORY_GUIDE_v2.4.docx
+++ b/Project 1 Data Quality Assessment/D5 Topological Role Consistency and Structural Representativeness/outputs/reports/D5_PROJECT_DIRECTORY_GUIDE_v2.4.docx
@@ -1204,7 +1204,7 @@
         <w:color w:val="5F6B73"/>
         <w:sz w:val="16"/>
       </w:rPr>
-      <w:t>Generated 2026-08-18 11:58 CST | Scientific aggregation release; automated deployment blocked</w:t>
+      <w:t>Generated 2026-08-18 18:58 CST | Scientific aggregation release; automated deployment blocked</w:t>
     </w:r>
   </w:p>
 </w:ftr>
